--- a/02_Variablen/Übungen/Mwst-Rechner/Mehrwertsteuerrechner.docx
+++ b/02_Variablen/Übungen/Mwst-Rechner/Mehrwertsteuerrechner.docx
@@ -1,6 +1,6 @@
 
 <file path=word/document.xml><?xml version="1.0" encoding="utf-8"?>
-<w:document xmlns:wpc="http://schemas.microsoft.com/office/word/2010/wordprocessingCanvas" xmlns:mc="http://schemas.openxmlformats.org/markup-compatibility/2006" xmlns:o="urn:schemas-microsoft-com:office:office" xmlns:r="http://schemas.openxmlformats.org/officeDocument/2006/relationships" xmlns:m="http://schemas.openxmlformats.org/officeDocument/2006/math" xmlns:v="urn:schemas-microsoft-com:vml" xmlns:wp14="http://schemas.microsoft.com/office/word/2010/wordprocessingDrawing" xmlns:wp="http://schemas.openxmlformats.org/drawingml/2006/wordprocessingDrawing" xmlns:w10="urn:schemas-microsoft-com:office:word" xmlns:w="http://schemas.openxmlformats.org/wordprocessingml/2006/main" xmlns:w14="http://schemas.microsoft.com/office/word/2010/wordml" xmlns:w15="http://schemas.microsoft.com/office/word/2012/wordml" xmlns:wpg="http://schemas.microsoft.com/office/word/2010/wordprocessingGroup" xmlns:wpi="http://schemas.microsoft.com/office/word/2010/wordprocessingInk" xmlns:wne="http://schemas.microsoft.com/office/word/2006/wordml" xmlns:wps="http://schemas.microsoft.com/office/word/2010/wordprocessingShape" mc:Ignorable="w14 w15 wp14">
+<w:document xmlns:wpc="http://schemas.microsoft.com/office/word/2010/wordprocessingCanvas" xmlns:cx="http://schemas.microsoft.com/office/drawing/2014/chartex" xmlns:cx1="http://schemas.microsoft.com/office/drawing/2015/9/8/chartex" xmlns:cx2="http://schemas.microsoft.com/office/drawing/2015/10/21/chartex" xmlns:cx3="http://schemas.microsoft.com/office/drawing/2016/5/9/chartex" xmlns:cx4="http://schemas.microsoft.com/office/drawing/2016/5/10/chartex" xmlns:cx5="http://schemas.microsoft.com/office/drawing/2016/5/11/chartex" xmlns:cx6="http://schemas.microsoft.com/office/drawing/2016/5/12/chartex" xmlns:cx7="http://schemas.microsoft.com/office/drawing/2016/5/13/chartex" xmlns:cx8="http://schemas.microsoft.com/office/drawing/2016/5/14/chartex" xmlns:mc="http://schemas.openxmlformats.org/markup-compatibility/2006" xmlns:aink="http://schemas.microsoft.com/office/drawing/2016/ink" xmlns:am3d="http://schemas.microsoft.com/office/drawing/2017/model3d" xmlns:o="urn:schemas-microsoft-com:office:office" xmlns:oel="http://schemas.microsoft.com/office/2019/extlst" xmlns:r="http://schemas.openxmlformats.org/officeDocument/2006/relationships" xmlns:m="http://schemas.openxmlformats.org/officeDocument/2006/math" xmlns:v="urn:schemas-microsoft-com:vml" xmlns:wp14="http://schemas.microsoft.com/office/word/2010/wordprocessingDrawing" xmlns:wp="http://schemas.openxmlformats.org/drawingml/2006/wordprocessingDrawing" xmlns:w10="urn:schemas-microsoft-com:office:word" xmlns:w="http://schemas.openxmlformats.org/wordprocessingml/2006/main" xmlns:w14="http://schemas.microsoft.com/office/word/2010/wordml" xmlns:w15="http://schemas.microsoft.com/office/word/2012/wordml" xmlns:w16cex="http://schemas.microsoft.com/office/word/2018/wordml/cex" xmlns:w16cid="http://schemas.microsoft.com/office/word/2016/wordml/cid" xmlns:w16="http://schemas.microsoft.com/office/word/2018/wordml" xmlns:w16du="http://schemas.microsoft.com/office/word/2023/wordml/word16du" xmlns:w16sdtdh="http://schemas.microsoft.com/office/word/2020/wordml/sdtdatahash" xmlns:w16se="http://schemas.microsoft.com/office/word/2015/wordml/symex" xmlns:wpg="http://schemas.microsoft.com/office/word/2010/wordprocessingGroup" xmlns:wpi="http://schemas.microsoft.com/office/word/2010/wordprocessingInk" xmlns:wne="http://schemas.microsoft.com/office/word/2006/wordml" xmlns:wps="http://schemas.microsoft.com/office/word/2010/wordprocessingShape" mc:Ignorable="w14 w15 w16se w16cid w16 w16cex w16sdtdh w16du wp14">
   <w:body>
     <w:p>
       <w:pPr>
@@ -91,61 +91,235 @@
     </w:p>
     <w:p>
       <w:pPr>
-        <w:ind w:left="1416"/>
+        <w:spacing w:after="0"/>
+        <w:ind w:left="1418"/>
+        <w:rPr>
+          <w:rFonts w:ascii="Courier New" w:hAnsi="Courier New" w:cs="Courier New"/>
+          <w:sz w:val="20"/>
+          <w:szCs w:val="20"/>
+        </w:rPr>
       </w:pPr>
       <w:r>
         <w:rPr>
-          <w:noProof/>
-          <w:lang w:eastAsia="de-AT"/>
+          <w:rFonts w:ascii="Courier New" w:hAnsi="Courier New" w:cs="Courier New"/>
+          <w:sz w:val="20"/>
+          <w:szCs w:val="20"/>
         </w:rPr>
-        <w:drawing>
-          <wp:inline distT="0" distB="0" distL="0" distR="0" wp14:anchorId="63767D18" wp14:editId="53A9FCE6">
-            <wp:extent cx="3365500" cy="1765300"/>
-            <wp:effectExtent l="0" t="0" r="6350" b="6350"/>
-            <wp:docPr id="1" name="Bild 1"/>
-            <wp:cNvGraphicFramePr>
-              <a:graphicFrameLocks xmlns:a="http://schemas.openxmlformats.org/drawingml/2006/main" noChangeAspect="1"/>
-            </wp:cNvGraphicFramePr>
-            <a:graphic xmlns:a="http://schemas.openxmlformats.org/drawingml/2006/main">
-              <a:graphicData uri="http://schemas.openxmlformats.org/drawingml/2006/picture">
-                <pic:pic xmlns:pic="http://schemas.openxmlformats.org/drawingml/2006/picture">
-                  <pic:nvPicPr>
-                    <pic:cNvPr id="0" name="Picture 1"/>
-                    <pic:cNvPicPr>
-                      <a:picLocks noChangeAspect="1" noChangeArrowheads="1"/>
-                    </pic:cNvPicPr>
-                  </pic:nvPicPr>
-                  <pic:blipFill>
-                    <a:blip r:embed="rId7">
-                      <a:extLst>
-                        <a:ext uri="{28A0092B-C50C-407E-A947-70E740481C1C}">
-                          <a14:useLocalDpi xmlns:a14="http://schemas.microsoft.com/office/drawing/2010/main" val="0"/>
-                        </a:ext>
-                      </a:extLst>
-                    </a:blip>
-                    <a:srcRect/>
-                    <a:stretch>
-                      <a:fillRect/>
-                    </a:stretch>
-                  </pic:blipFill>
-                  <pic:spPr bwMode="auto">
-                    <a:xfrm>
-                      <a:off x="0" y="0"/>
-                      <a:ext cx="3365500" cy="1765300"/>
-                    </a:xfrm>
-                    <a:prstGeom prst="rect">
-                      <a:avLst/>
-                    </a:prstGeom>
-                    <a:noFill/>
-                    <a:ln>
-                      <a:noFill/>
-                    </a:ln>
-                  </pic:spPr>
-                </pic:pic>
-              </a:graphicData>
-            </a:graphic>
-          </wp:inline>
-        </w:drawing>
+        <w:t>Steuerrechner auf Grundnahrungsmittel</w:t>
+      </w:r>
+    </w:p>
+    <w:p>
+      <w:pPr>
+        <w:spacing w:after="0"/>
+        <w:ind w:left="1418"/>
+        <w:rPr>
+          <w:rFonts w:ascii="Courier New" w:hAnsi="Courier New" w:cs="Courier New"/>
+          <w:sz w:val="20"/>
+          <w:szCs w:val="20"/>
+        </w:rPr>
+      </w:pPr>
+      <w:r>
+        <w:rPr>
+          <w:rFonts w:ascii="Courier New" w:hAnsi="Courier New" w:cs="Courier New"/>
+          <w:sz w:val="20"/>
+          <w:szCs w:val="20"/>
+        </w:rPr>
+        <w:t>=====================================</w:t>
+      </w:r>
+    </w:p>
+    <w:p>
+      <w:pPr>
+        <w:spacing w:after="0"/>
+        <w:ind w:left="1418"/>
+        <w:rPr>
+          <w:rFonts w:ascii="Courier New" w:hAnsi="Courier New" w:cs="Courier New"/>
+          <w:sz w:val="20"/>
+          <w:szCs w:val="20"/>
+        </w:rPr>
+      </w:pPr>
+    </w:p>
+    <w:p>
+      <w:pPr>
+        <w:spacing w:after="0"/>
+        <w:ind w:left="1418"/>
+        <w:rPr>
+          <w:rFonts w:ascii="Courier New" w:hAnsi="Courier New" w:cs="Courier New"/>
+          <w:sz w:val="20"/>
+          <w:szCs w:val="20"/>
+        </w:rPr>
+      </w:pPr>
+      <w:r>
+        <w:rPr>
+          <w:rFonts w:ascii="Courier New" w:hAnsi="Courier New" w:cs="Courier New"/>
+          <w:sz w:val="20"/>
+          <w:szCs w:val="20"/>
+        </w:rPr>
+        <w:t xml:space="preserve">Aktueller Verkaufspreis: </w:t>
+      </w:r>
+      <w:r>
+        <w:rPr>
+          <w:rFonts w:ascii="Courier New" w:hAnsi="Courier New" w:cs="Courier New"/>
+          <w:b/>
+          <w:bCs/>
+          <w:sz w:val="20"/>
+          <w:szCs w:val="20"/>
+        </w:rPr>
+        <w:t>6,99</w:t>
+      </w:r>
+    </w:p>
+    <w:p>
+      <w:pPr>
+        <w:spacing w:after="0"/>
+        <w:ind w:left="1418"/>
+        <w:rPr>
+          <w:rFonts w:ascii="Courier New" w:hAnsi="Courier New" w:cs="Courier New"/>
+          <w:sz w:val="20"/>
+          <w:szCs w:val="20"/>
+        </w:rPr>
+      </w:pPr>
+    </w:p>
+    <w:p>
+      <w:pPr>
+        <w:spacing w:after="0"/>
+        <w:ind w:left="1418"/>
+        <w:rPr>
+          <w:rFonts w:ascii="Courier New" w:hAnsi="Courier New" w:cs="Courier New"/>
+          <w:sz w:val="20"/>
+          <w:szCs w:val="20"/>
+        </w:rPr>
+      </w:pPr>
+      <w:r>
+        <w:rPr>
+          <w:rFonts w:ascii="Courier New" w:hAnsi="Courier New" w:cs="Courier New"/>
+          <w:sz w:val="20"/>
+          <w:szCs w:val="20"/>
+        </w:rPr>
+        <w:t>Nettopreis:                                6,35</w:t>
+      </w:r>
+    </w:p>
+    <w:p>
+      <w:pPr>
+        <w:spacing w:after="0"/>
+        <w:ind w:left="1418"/>
+        <w:rPr>
+          <w:rFonts w:ascii="Courier New" w:hAnsi="Courier New" w:cs="Courier New"/>
+          <w:sz w:val="20"/>
+          <w:szCs w:val="20"/>
+        </w:rPr>
+      </w:pPr>
+      <w:r>
+        <w:rPr>
+          <w:rFonts w:ascii="Courier New" w:hAnsi="Courier New" w:cs="Courier New"/>
+          <w:sz w:val="20"/>
+          <w:szCs w:val="20"/>
+        </w:rPr>
+        <w:t>Derzeitige Mehrwertsteuer:                 0,64</w:t>
+      </w:r>
+    </w:p>
+    <w:p>
+      <w:pPr>
+        <w:spacing w:after="0"/>
+        <w:ind w:left="1418"/>
+        <w:rPr>
+          <w:rFonts w:ascii="Courier New" w:hAnsi="Courier New" w:cs="Courier New"/>
+          <w:sz w:val="20"/>
+          <w:szCs w:val="20"/>
+        </w:rPr>
+      </w:pPr>
+    </w:p>
+    <w:p>
+      <w:pPr>
+        <w:spacing w:after="0"/>
+        <w:ind w:left="1418"/>
+        <w:rPr>
+          <w:rFonts w:ascii="Courier New" w:hAnsi="Courier New" w:cs="Courier New"/>
+          <w:sz w:val="20"/>
+          <w:szCs w:val="20"/>
+        </w:rPr>
+      </w:pPr>
+      <w:r>
+        <w:rPr>
+          <w:rFonts w:ascii="Courier New" w:hAnsi="Courier New" w:cs="Courier New"/>
+          <w:sz w:val="20"/>
+          <w:szCs w:val="20"/>
+        </w:rPr>
+        <w:t>Werte bei 5% Steuer</w:t>
+      </w:r>
+    </w:p>
+    <w:p>
+      <w:pPr>
+        <w:spacing w:after="0"/>
+        <w:ind w:left="1418"/>
+        <w:rPr>
+          <w:rFonts w:ascii="Courier New" w:hAnsi="Courier New" w:cs="Courier New"/>
+          <w:sz w:val="20"/>
+          <w:szCs w:val="20"/>
+        </w:rPr>
+      </w:pPr>
+      <w:r>
+        <w:rPr>
+          <w:rFonts w:ascii="Courier New" w:hAnsi="Courier New" w:cs="Courier New"/>
+          <w:sz w:val="20"/>
+          <w:szCs w:val="20"/>
+        </w:rPr>
+        <w:t>-------------------</w:t>
+      </w:r>
+    </w:p>
+    <w:p>
+      <w:pPr>
+        <w:spacing w:after="0"/>
+        <w:ind w:left="1418"/>
+        <w:rPr>
+          <w:rFonts w:ascii="Courier New" w:hAnsi="Courier New" w:cs="Courier New"/>
+          <w:sz w:val="20"/>
+          <w:szCs w:val="20"/>
+        </w:rPr>
+      </w:pPr>
+      <w:r>
+        <w:rPr>
+          <w:rFonts w:ascii="Courier New" w:hAnsi="Courier New" w:cs="Courier New"/>
+          <w:sz w:val="20"/>
+          <w:szCs w:val="20"/>
+        </w:rPr>
+        <w:t>Mehrwertsteuer:                            0,32</w:t>
+      </w:r>
+    </w:p>
+    <w:p>
+      <w:pPr>
+        <w:spacing w:after="0"/>
+        <w:ind w:left="1418"/>
+        <w:rPr>
+          <w:rFonts w:ascii="Courier New" w:hAnsi="Courier New" w:cs="Courier New"/>
+          <w:sz w:val="20"/>
+          <w:szCs w:val="20"/>
+        </w:rPr>
+      </w:pPr>
+      <w:r>
+        <w:rPr>
+          <w:rFonts w:ascii="Courier New" w:hAnsi="Courier New" w:cs="Courier New"/>
+          <w:sz w:val="20"/>
+          <w:szCs w:val="20"/>
+        </w:rPr>
+        <w:t>Zukünftiger Verkaufspreis:                 6,67</w:t>
+      </w:r>
+    </w:p>
+    <w:p>
+      <w:pPr>
+        <w:spacing w:after="0"/>
+        <w:ind w:left="1418"/>
+        <w:rPr>
+          <w:rFonts w:ascii="Courier New" w:hAnsi="Courier New" w:cs="Courier New"/>
+          <w:sz w:val="20"/>
+          <w:szCs w:val="20"/>
+        </w:rPr>
+      </w:pPr>
+      <w:r>
+        <w:rPr>
+          <w:rFonts w:ascii="Courier New" w:hAnsi="Courier New" w:cs="Courier New"/>
+          <w:sz w:val="20"/>
+          <w:szCs w:val="20"/>
+        </w:rPr>
+        <w:t>Ersparnis:                                 0,32</w:t>
       </w:r>
     </w:p>
     <w:p>
@@ -156,6 +330,10 @@
     <w:p>
       <w:r>
         <w:t>Die Ausgabe soll möglichst genau der Musterausgabe entsprechen!</w:t>
+      </w:r>
+      <w:r>
+        <w:br/>
+        <w:t>Runden Sie bei der Ausgabe auf 2 Nachkommastellen.</w:t>
       </w:r>
     </w:p>
     <w:p>
@@ -168,8 +346,6 @@
       <w:r>
         <w:t xml:space="preserve"> (optional)</w:t>
       </w:r>
-      <w:bookmarkStart w:id="0" w:name="_GoBack"/>
-      <w:bookmarkEnd w:id="0"/>
     </w:p>
     <w:p>
       <w:pPr>
@@ -210,8 +386,8 @@
       </w:pPr>
     </w:p>
     <w:sectPr>
-      <w:headerReference w:type="default" r:id="rId8"/>
-      <w:footerReference w:type="default" r:id="rId9"/>
+      <w:headerReference w:type="default" r:id="rId7"/>
+      <w:footerReference w:type="default" r:id="rId8"/>
       <w:pgSz w:w="11906" w:h="16838"/>
       <w:pgMar w:top="1417" w:right="707" w:bottom="1134" w:left="1417" w:header="708" w:footer="708" w:gutter="0"/>
       <w:cols w:space="708"/>
@@ -222,7 +398,7 @@
 </file>
 
 <file path=word/endnotes.xml><?xml version="1.0" encoding="utf-8"?>
-<w:endnotes xmlns:wpc="http://schemas.microsoft.com/office/word/2010/wordprocessingCanvas" xmlns:mc="http://schemas.openxmlformats.org/markup-compatibility/2006" xmlns:o="urn:schemas-microsoft-com:office:office" xmlns:r="http://schemas.openxmlformats.org/officeDocument/2006/relationships" xmlns:m="http://schemas.openxmlformats.org/officeDocument/2006/math" xmlns:v="urn:schemas-microsoft-com:vml" xmlns:wp14="http://schemas.microsoft.com/office/word/2010/wordprocessingDrawing" xmlns:wp="http://schemas.openxmlformats.org/drawingml/2006/wordprocessingDrawing" xmlns:w10="urn:schemas-microsoft-com:office:word" xmlns:w="http://schemas.openxmlformats.org/wordprocessingml/2006/main" xmlns:w14="http://schemas.microsoft.com/office/word/2010/wordml" xmlns:w15="http://schemas.microsoft.com/office/word/2012/wordml" xmlns:wpg="http://schemas.microsoft.com/office/word/2010/wordprocessingGroup" xmlns:wpi="http://schemas.microsoft.com/office/word/2010/wordprocessingInk" xmlns:wne="http://schemas.microsoft.com/office/word/2006/wordml" xmlns:wps="http://schemas.microsoft.com/office/word/2010/wordprocessingShape" mc:Ignorable="w14 w15 wp14">
+<w:endnotes xmlns:wpc="http://schemas.microsoft.com/office/word/2010/wordprocessingCanvas" xmlns:cx="http://schemas.microsoft.com/office/drawing/2014/chartex" xmlns:cx1="http://schemas.microsoft.com/office/drawing/2015/9/8/chartex" xmlns:cx2="http://schemas.microsoft.com/office/drawing/2015/10/21/chartex" xmlns:cx3="http://schemas.microsoft.com/office/drawing/2016/5/9/chartex" xmlns:cx4="http://schemas.microsoft.com/office/drawing/2016/5/10/chartex" xmlns:cx5="http://schemas.microsoft.com/office/drawing/2016/5/11/chartex" xmlns:cx6="http://schemas.microsoft.com/office/drawing/2016/5/12/chartex" xmlns:cx7="http://schemas.microsoft.com/office/drawing/2016/5/13/chartex" xmlns:cx8="http://schemas.microsoft.com/office/drawing/2016/5/14/chartex" xmlns:mc="http://schemas.openxmlformats.org/markup-compatibility/2006" xmlns:aink="http://schemas.microsoft.com/office/drawing/2016/ink" xmlns:am3d="http://schemas.microsoft.com/office/drawing/2017/model3d" xmlns:o="urn:schemas-microsoft-com:office:office" xmlns:oel="http://schemas.microsoft.com/office/2019/extlst" xmlns:r="http://schemas.openxmlformats.org/officeDocument/2006/relationships" xmlns:m="http://schemas.openxmlformats.org/officeDocument/2006/math" xmlns:v="urn:schemas-microsoft-com:vml" xmlns:wp14="http://schemas.microsoft.com/office/word/2010/wordprocessingDrawing" xmlns:wp="http://schemas.openxmlformats.org/drawingml/2006/wordprocessingDrawing" xmlns:w10="urn:schemas-microsoft-com:office:word" xmlns:w="http://schemas.openxmlformats.org/wordprocessingml/2006/main" xmlns:w14="http://schemas.microsoft.com/office/word/2010/wordml" xmlns:w15="http://schemas.microsoft.com/office/word/2012/wordml" xmlns:w16cex="http://schemas.microsoft.com/office/word/2018/wordml/cex" xmlns:w16cid="http://schemas.microsoft.com/office/word/2016/wordml/cid" xmlns:w16="http://schemas.microsoft.com/office/word/2018/wordml" xmlns:w16du="http://schemas.microsoft.com/office/word/2023/wordml/word16du" xmlns:w16sdtdh="http://schemas.microsoft.com/office/word/2020/wordml/sdtdatahash" xmlns:w16se="http://schemas.microsoft.com/office/word/2015/wordml/symex" xmlns:wpg="http://schemas.microsoft.com/office/word/2010/wordprocessingGroup" xmlns:wpi="http://schemas.microsoft.com/office/word/2010/wordprocessingInk" xmlns:wne="http://schemas.microsoft.com/office/word/2006/wordml" xmlns:wps="http://schemas.microsoft.com/office/word/2010/wordprocessingShape" mc:Ignorable="w14 w15 w16se w16cid w16 w16cex w16sdtdh w16du wp14">
   <w:endnote w:type="separator" w:id="-1">
     <w:p>
       <w:pPr>
@@ -247,7 +423,7 @@
 </file>
 
 <file path=word/footer1.xml><?xml version="1.0" encoding="utf-8"?>
-<w:ftr xmlns:wpc="http://schemas.microsoft.com/office/word/2010/wordprocessingCanvas" xmlns:mc="http://schemas.openxmlformats.org/markup-compatibility/2006" xmlns:o="urn:schemas-microsoft-com:office:office" xmlns:r="http://schemas.openxmlformats.org/officeDocument/2006/relationships" xmlns:m="http://schemas.openxmlformats.org/officeDocument/2006/math" xmlns:v="urn:schemas-microsoft-com:vml" xmlns:wp14="http://schemas.microsoft.com/office/word/2010/wordprocessingDrawing" xmlns:wp="http://schemas.openxmlformats.org/drawingml/2006/wordprocessingDrawing" xmlns:w10="urn:schemas-microsoft-com:office:word" xmlns:w="http://schemas.openxmlformats.org/wordprocessingml/2006/main" xmlns:w14="http://schemas.microsoft.com/office/word/2010/wordml" xmlns:w15="http://schemas.microsoft.com/office/word/2012/wordml" xmlns:wpg="http://schemas.microsoft.com/office/word/2010/wordprocessingGroup" xmlns:wpi="http://schemas.microsoft.com/office/word/2010/wordprocessingInk" xmlns:wne="http://schemas.microsoft.com/office/word/2006/wordml" xmlns:wps="http://schemas.microsoft.com/office/word/2010/wordprocessingShape" mc:Ignorable="w14 w15 wp14">
+<w:ftr xmlns:wpc="http://schemas.microsoft.com/office/word/2010/wordprocessingCanvas" xmlns:cx="http://schemas.microsoft.com/office/drawing/2014/chartex" xmlns:cx1="http://schemas.microsoft.com/office/drawing/2015/9/8/chartex" xmlns:cx2="http://schemas.microsoft.com/office/drawing/2015/10/21/chartex" xmlns:cx3="http://schemas.microsoft.com/office/drawing/2016/5/9/chartex" xmlns:cx4="http://schemas.microsoft.com/office/drawing/2016/5/10/chartex" xmlns:cx5="http://schemas.microsoft.com/office/drawing/2016/5/11/chartex" xmlns:cx6="http://schemas.microsoft.com/office/drawing/2016/5/12/chartex" xmlns:cx7="http://schemas.microsoft.com/office/drawing/2016/5/13/chartex" xmlns:cx8="http://schemas.microsoft.com/office/drawing/2016/5/14/chartex" xmlns:mc="http://schemas.openxmlformats.org/markup-compatibility/2006" xmlns:aink="http://schemas.microsoft.com/office/drawing/2016/ink" xmlns:am3d="http://schemas.microsoft.com/office/drawing/2017/model3d" xmlns:o="urn:schemas-microsoft-com:office:office" xmlns:oel="http://schemas.microsoft.com/office/2019/extlst" xmlns:r="http://schemas.openxmlformats.org/officeDocument/2006/relationships" xmlns:m="http://schemas.openxmlformats.org/officeDocument/2006/math" xmlns:v="urn:schemas-microsoft-com:vml" xmlns:wp14="http://schemas.microsoft.com/office/word/2010/wordprocessingDrawing" xmlns:wp="http://schemas.openxmlformats.org/drawingml/2006/wordprocessingDrawing" xmlns:w10="urn:schemas-microsoft-com:office:word" xmlns:w="http://schemas.openxmlformats.org/wordprocessingml/2006/main" xmlns:w14="http://schemas.microsoft.com/office/word/2010/wordml" xmlns:w15="http://schemas.microsoft.com/office/word/2012/wordml" xmlns:w16cex="http://schemas.microsoft.com/office/word/2018/wordml/cex" xmlns:w16cid="http://schemas.microsoft.com/office/word/2016/wordml/cid" xmlns:w16="http://schemas.microsoft.com/office/word/2018/wordml" xmlns:w16du="http://schemas.microsoft.com/office/word/2023/wordml/word16du" xmlns:w16sdtdh="http://schemas.microsoft.com/office/word/2020/wordml/sdtdatahash" xmlns:w16se="http://schemas.microsoft.com/office/word/2015/wordml/symex" xmlns:wpg="http://schemas.microsoft.com/office/word/2010/wordprocessingGroup" xmlns:wpi="http://schemas.microsoft.com/office/word/2010/wordprocessingInk" xmlns:wne="http://schemas.microsoft.com/office/word/2006/wordml" xmlns:wps="http://schemas.microsoft.com/office/word/2010/wordprocessingShape" mc:Ignorable="w14 w15 w16se w16cid w16 w16cex w16sdtdh w16du wp14">
   <w:sdt>
     <w:sdtPr>
       <w:id w:val="-883172744"/>
@@ -256,7 +432,6 @@
         <w:docPartUnique/>
       </w:docPartObj>
     </w:sdtPr>
-    <w:sdtEndPr/>
     <w:sdtContent>
       <w:p>
         <w:pPr>
@@ -289,7 +464,7 @@
 </file>
 
 <file path=word/footnotes.xml><?xml version="1.0" encoding="utf-8"?>
-<w:footnotes xmlns:wpc="http://schemas.microsoft.com/office/word/2010/wordprocessingCanvas" xmlns:mc="http://schemas.openxmlformats.org/markup-compatibility/2006" xmlns:o="urn:schemas-microsoft-com:office:office" xmlns:r="http://schemas.openxmlformats.org/officeDocument/2006/relationships" xmlns:m="http://schemas.openxmlformats.org/officeDocument/2006/math" xmlns:v="urn:schemas-microsoft-com:vml" xmlns:wp14="http://schemas.microsoft.com/office/word/2010/wordprocessingDrawing" xmlns:wp="http://schemas.openxmlformats.org/drawingml/2006/wordprocessingDrawing" xmlns:w10="urn:schemas-microsoft-com:office:word" xmlns:w="http://schemas.openxmlformats.org/wordprocessingml/2006/main" xmlns:w14="http://schemas.microsoft.com/office/word/2010/wordml" xmlns:w15="http://schemas.microsoft.com/office/word/2012/wordml" xmlns:wpg="http://schemas.microsoft.com/office/word/2010/wordprocessingGroup" xmlns:wpi="http://schemas.microsoft.com/office/word/2010/wordprocessingInk" xmlns:wne="http://schemas.microsoft.com/office/word/2006/wordml" xmlns:wps="http://schemas.microsoft.com/office/word/2010/wordprocessingShape" mc:Ignorable="w14 w15 wp14">
+<w:footnotes xmlns:wpc="http://schemas.microsoft.com/office/word/2010/wordprocessingCanvas" xmlns:cx="http://schemas.microsoft.com/office/drawing/2014/chartex" xmlns:cx1="http://schemas.microsoft.com/office/drawing/2015/9/8/chartex" xmlns:cx2="http://schemas.microsoft.com/office/drawing/2015/10/21/chartex" xmlns:cx3="http://schemas.microsoft.com/office/drawing/2016/5/9/chartex" xmlns:cx4="http://schemas.microsoft.com/office/drawing/2016/5/10/chartex" xmlns:cx5="http://schemas.microsoft.com/office/drawing/2016/5/11/chartex" xmlns:cx6="http://schemas.microsoft.com/office/drawing/2016/5/12/chartex" xmlns:cx7="http://schemas.microsoft.com/office/drawing/2016/5/13/chartex" xmlns:cx8="http://schemas.microsoft.com/office/drawing/2016/5/14/chartex" xmlns:mc="http://schemas.openxmlformats.org/markup-compatibility/2006" xmlns:aink="http://schemas.microsoft.com/office/drawing/2016/ink" xmlns:am3d="http://schemas.microsoft.com/office/drawing/2017/model3d" xmlns:o="urn:schemas-microsoft-com:office:office" xmlns:oel="http://schemas.microsoft.com/office/2019/extlst" xmlns:r="http://schemas.openxmlformats.org/officeDocument/2006/relationships" xmlns:m="http://schemas.openxmlformats.org/officeDocument/2006/math" xmlns:v="urn:schemas-microsoft-com:vml" xmlns:wp14="http://schemas.microsoft.com/office/word/2010/wordprocessingDrawing" xmlns:wp="http://schemas.openxmlformats.org/drawingml/2006/wordprocessingDrawing" xmlns:w10="urn:schemas-microsoft-com:office:word" xmlns:w="http://schemas.openxmlformats.org/wordprocessingml/2006/main" xmlns:w14="http://schemas.microsoft.com/office/word/2010/wordml" xmlns:w15="http://schemas.microsoft.com/office/word/2012/wordml" xmlns:w16cex="http://schemas.microsoft.com/office/word/2018/wordml/cex" xmlns:w16cid="http://schemas.microsoft.com/office/word/2016/wordml/cid" xmlns:w16="http://schemas.microsoft.com/office/word/2018/wordml" xmlns:w16du="http://schemas.microsoft.com/office/word/2023/wordml/word16du" xmlns:w16sdtdh="http://schemas.microsoft.com/office/word/2020/wordml/sdtdatahash" xmlns:w16se="http://schemas.microsoft.com/office/word/2015/wordml/symex" xmlns:wpg="http://schemas.microsoft.com/office/word/2010/wordprocessingGroup" xmlns:wpi="http://schemas.microsoft.com/office/word/2010/wordprocessingInk" xmlns:wne="http://schemas.microsoft.com/office/word/2006/wordml" xmlns:wps="http://schemas.microsoft.com/office/word/2010/wordprocessingShape" mc:Ignorable="w14 w15 w16se w16cid w16 w16cex w16sdtdh w16du wp14">
   <w:footnote w:type="separator" w:id="-1">
     <w:p>
       <w:pPr>
@@ -314,7 +489,7 @@
 </file>
 
 <file path=word/header1.xml><?xml version="1.0" encoding="utf-8"?>
-<w:hdr xmlns:wpc="http://schemas.microsoft.com/office/word/2010/wordprocessingCanvas" xmlns:mc="http://schemas.openxmlformats.org/markup-compatibility/2006" xmlns:o="urn:schemas-microsoft-com:office:office" xmlns:r="http://schemas.openxmlformats.org/officeDocument/2006/relationships" xmlns:m="http://schemas.openxmlformats.org/officeDocument/2006/math" xmlns:v="urn:schemas-microsoft-com:vml" xmlns:wp14="http://schemas.microsoft.com/office/word/2010/wordprocessingDrawing" xmlns:wp="http://schemas.openxmlformats.org/drawingml/2006/wordprocessingDrawing" xmlns:w10="urn:schemas-microsoft-com:office:word" xmlns:w="http://schemas.openxmlformats.org/wordprocessingml/2006/main" xmlns:w14="http://schemas.microsoft.com/office/word/2010/wordml" xmlns:w15="http://schemas.microsoft.com/office/word/2012/wordml" xmlns:wpg="http://schemas.microsoft.com/office/word/2010/wordprocessingGroup" xmlns:wpi="http://schemas.microsoft.com/office/word/2010/wordprocessingInk" xmlns:wne="http://schemas.microsoft.com/office/word/2006/wordml" xmlns:wps="http://schemas.microsoft.com/office/word/2010/wordprocessingShape" mc:Ignorable="w14 w15 wp14">
+<w:hdr xmlns:wpc="http://schemas.microsoft.com/office/word/2010/wordprocessingCanvas" xmlns:cx="http://schemas.microsoft.com/office/drawing/2014/chartex" xmlns:cx1="http://schemas.microsoft.com/office/drawing/2015/9/8/chartex" xmlns:cx2="http://schemas.microsoft.com/office/drawing/2015/10/21/chartex" xmlns:cx3="http://schemas.microsoft.com/office/drawing/2016/5/9/chartex" xmlns:cx4="http://schemas.microsoft.com/office/drawing/2016/5/10/chartex" xmlns:cx5="http://schemas.microsoft.com/office/drawing/2016/5/11/chartex" xmlns:cx6="http://schemas.microsoft.com/office/drawing/2016/5/12/chartex" xmlns:cx7="http://schemas.microsoft.com/office/drawing/2016/5/13/chartex" xmlns:cx8="http://schemas.microsoft.com/office/drawing/2016/5/14/chartex" xmlns:mc="http://schemas.openxmlformats.org/markup-compatibility/2006" xmlns:aink="http://schemas.microsoft.com/office/drawing/2016/ink" xmlns:am3d="http://schemas.microsoft.com/office/drawing/2017/model3d" xmlns:o="urn:schemas-microsoft-com:office:office" xmlns:oel="http://schemas.microsoft.com/office/2019/extlst" xmlns:r="http://schemas.openxmlformats.org/officeDocument/2006/relationships" xmlns:m="http://schemas.openxmlformats.org/officeDocument/2006/math" xmlns:v="urn:schemas-microsoft-com:vml" xmlns:wp14="http://schemas.microsoft.com/office/word/2010/wordprocessingDrawing" xmlns:wp="http://schemas.openxmlformats.org/drawingml/2006/wordprocessingDrawing" xmlns:w10="urn:schemas-microsoft-com:office:word" xmlns:w="http://schemas.openxmlformats.org/wordprocessingml/2006/main" xmlns:w14="http://schemas.microsoft.com/office/word/2010/wordml" xmlns:w15="http://schemas.microsoft.com/office/word/2012/wordml" xmlns:w16cex="http://schemas.microsoft.com/office/word/2018/wordml/cex" xmlns:w16cid="http://schemas.microsoft.com/office/word/2016/wordml/cid" xmlns:w16="http://schemas.microsoft.com/office/word/2018/wordml" xmlns:w16du="http://schemas.microsoft.com/office/word/2023/wordml/word16du" xmlns:w16sdtdh="http://schemas.microsoft.com/office/word/2020/wordml/sdtdatahash" xmlns:w16se="http://schemas.microsoft.com/office/word/2015/wordml/symex" xmlns:wpg="http://schemas.microsoft.com/office/word/2010/wordprocessingGroup" xmlns:wpi="http://schemas.microsoft.com/office/word/2010/wordprocessingInk" xmlns:wne="http://schemas.microsoft.com/office/word/2006/wordml" xmlns:wps="http://schemas.microsoft.com/office/word/2010/wordprocessingShape" mc:Ignorable="w14 w15 w16se w16cid w16 w16cex w16sdtdh w16du wp14">
   <w:tbl>
     <w:tblPr>
       <w:tblStyle w:val="Tabellenraster"/>
@@ -471,7 +646,7 @@
 </file>
 
 <file path=word/numbering.xml><?xml version="1.0" encoding="utf-8"?>
-<w:numbering xmlns:wpc="http://schemas.microsoft.com/office/word/2010/wordprocessingCanvas" xmlns:mc="http://schemas.openxmlformats.org/markup-compatibility/2006" xmlns:o="urn:schemas-microsoft-com:office:office" xmlns:r="http://schemas.openxmlformats.org/officeDocument/2006/relationships" xmlns:m="http://schemas.openxmlformats.org/officeDocument/2006/math" xmlns:v="urn:schemas-microsoft-com:vml" xmlns:wp14="http://schemas.microsoft.com/office/word/2010/wordprocessingDrawing" xmlns:wp="http://schemas.openxmlformats.org/drawingml/2006/wordprocessingDrawing" xmlns:w10="urn:schemas-microsoft-com:office:word" xmlns:w="http://schemas.openxmlformats.org/wordprocessingml/2006/main" xmlns:w14="http://schemas.microsoft.com/office/word/2010/wordml" xmlns:w15="http://schemas.microsoft.com/office/word/2012/wordml" xmlns:wpg="http://schemas.microsoft.com/office/word/2010/wordprocessingGroup" xmlns:wpi="http://schemas.microsoft.com/office/word/2010/wordprocessingInk" xmlns:wne="http://schemas.microsoft.com/office/word/2006/wordml" xmlns:wps="http://schemas.microsoft.com/office/word/2010/wordprocessingShape" mc:Ignorable="w14 w15 wp14">
+<w:numbering xmlns:wpc="http://schemas.microsoft.com/office/word/2010/wordprocessingCanvas" xmlns:cx="http://schemas.microsoft.com/office/drawing/2014/chartex" xmlns:cx1="http://schemas.microsoft.com/office/drawing/2015/9/8/chartex" xmlns:cx2="http://schemas.microsoft.com/office/drawing/2015/10/21/chartex" xmlns:cx3="http://schemas.microsoft.com/office/drawing/2016/5/9/chartex" xmlns:cx4="http://schemas.microsoft.com/office/drawing/2016/5/10/chartex" xmlns:cx5="http://schemas.microsoft.com/office/drawing/2016/5/11/chartex" xmlns:cx6="http://schemas.microsoft.com/office/drawing/2016/5/12/chartex" xmlns:cx7="http://schemas.microsoft.com/office/drawing/2016/5/13/chartex" xmlns:cx8="http://schemas.microsoft.com/office/drawing/2016/5/14/chartex" xmlns:mc="http://schemas.openxmlformats.org/markup-compatibility/2006" xmlns:aink="http://schemas.microsoft.com/office/drawing/2016/ink" xmlns:am3d="http://schemas.microsoft.com/office/drawing/2017/model3d" xmlns:o="urn:schemas-microsoft-com:office:office" xmlns:oel="http://schemas.microsoft.com/office/2019/extlst" xmlns:r="http://schemas.openxmlformats.org/officeDocument/2006/relationships" xmlns:m="http://schemas.openxmlformats.org/officeDocument/2006/math" xmlns:v="urn:schemas-microsoft-com:vml" xmlns:wp14="http://schemas.microsoft.com/office/word/2010/wordprocessingDrawing" xmlns:wp="http://schemas.openxmlformats.org/drawingml/2006/wordprocessingDrawing" xmlns:w10="urn:schemas-microsoft-com:office:word" xmlns:w="http://schemas.openxmlformats.org/wordprocessingml/2006/main" xmlns:w14="http://schemas.microsoft.com/office/word/2010/wordml" xmlns:w15="http://schemas.microsoft.com/office/word/2012/wordml" xmlns:w16cex="http://schemas.microsoft.com/office/word/2018/wordml/cex" xmlns:w16cid="http://schemas.microsoft.com/office/word/2016/wordml/cid" xmlns:w16="http://schemas.microsoft.com/office/word/2018/wordml" xmlns:w16du="http://schemas.microsoft.com/office/word/2023/wordml/word16du" xmlns:w16sdtdh="http://schemas.microsoft.com/office/word/2020/wordml/sdtdatahash" xmlns:w16se="http://schemas.microsoft.com/office/word/2015/wordml/symex" xmlns:wpg="http://schemas.microsoft.com/office/word/2010/wordprocessingGroup" xmlns:wpi="http://schemas.microsoft.com/office/word/2010/wordprocessingInk" xmlns:wne="http://schemas.microsoft.com/office/word/2006/wordml" xmlns:wps="http://schemas.microsoft.com/office/word/2010/wordprocessingShape" mc:Ignorable="w14 w15 w16se w16cid w16 w16cex w16sdtdh w16du wp14">
   <w:abstractNum w:abstractNumId="0" w15:restartNumberingAfterBreak="0">
     <w:nsid w:val="099C4E28"/>
     <w:multiLevelType w:val="hybridMultilevel"/>
@@ -2306,59 +2481,59 @@
       </w:rPr>
     </w:lvl>
   </w:abstractNum>
-  <w:num w:numId="1">
+  <w:num w:numId="1" w16cid:durableId="2021076687">
     <w:abstractNumId w:val="4"/>
   </w:num>
-  <w:num w:numId="2">
+  <w:num w:numId="2" w16cid:durableId="1095974905">
     <w:abstractNumId w:val="3"/>
   </w:num>
-  <w:num w:numId="3">
+  <w:num w:numId="3" w16cid:durableId="1180582744">
     <w:abstractNumId w:val="2"/>
   </w:num>
-  <w:num w:numId="4">
+  <w:num w:numId="4" w16cid:durableId="1422991691">
     <w:abstractNumId w:val="0"/>
   </w:num>
-  <w:num w:numId="5">
+  <w:num w:numId="5" w16cid:durableId="142435493">
     <w:abstractNumId w:val="5"/>
   </w:num>
-  <w:num w:numId="6">
+  <w:num w:numId="6" w16cid:durableId="594362056">
     <w:abstractNumId w:val="7"/>
   </w:num>
-  <w:num w:numId="7">
+  <w:num w:numId="7" w16cid:durableId="417598309">
     <w:abstractNumId w:val="6"/>
   </w:num>
-  <w:num w:numId="8">
+  <w:num w:numId="8" w16cid:durableId="869955629">
     <w:abstractNumId w:val="13"/>
   </w:num>
-  <w:num w:numId="9">
+  <w:num w:numId="9" w16cid:durableId="1610236392">
     <w:abstractNumId w:val="10"/>
   </w:num>
-  <w:num w:numId="10">
+  <w:num w:numId="10" w16cid:durableId="58863995">
     <w:abstractNumId w:val="11"/>
   </w:num>
-  <w:num w:numId="11">
+  <w:num w:numId="11" w16cid:durableId="613682301">
     <w:abstractNumId w:val="9"/>
   </w:num>
-  <w:num w:numId="12">
+  <w:num w:numId="12" w16cid:durableId="1005479835">
     <w:abstractNumId w:val="15"/>
   </w:num>
-  <w:num w:numId="13">
+  <w:num w:numId="13" w16cid:durableId="190460402">
     <w:abstractNumId w:val="14"/>
   </w:num>
-  <w:num w:numId="14">
+  <w:num w:numId="14" w16cid:durableId="1012956612">
     <w:abstractNumId w:val="8"/>
   </w:num>
-  <w:num w:numId="15">
+  <w:num w:numId="15" w16cid:durableId="2122720045">
     <w:abstractNumId w:val="1"/>
   </w:num>
-  <w:num w:numId="16">
+  <w:num w:numId="16" w16cid:durableId="1245647094">
     <w:abstractNumId w:val="12"/>
   </w:num>
 </w:numbering>
 </file>
 
 <file path=word/styles.xml><?xml version="1.0" encoding="utf-8"?>
-<w:styles xmlns:mc="http://schemas.openxmlformats.org/markup-compatibility/2006" xmlns:r="http://schemas.openxmlformats.org/officeDocument/2006/relationships" xmlns:w="http://schemas.openxmlformats.org/wordprocessingml/2006/main" xmlns:w14="http://schemas.microsoft.com/office/word/2010/wordml" xmlns:w15="http://schemas.microsoft.com/office/word/2012/wordml" mc:Ignorable="w14 w15">
+<w:styles xmlns:mc="http://schemas.openxmlformats.org/markup-compatibility/2006" xmlns:r="http://schemas.openxmlformats.org/officeDocument/2006/relationships" xmlns:w="http://schemas.openxmlformats.org/wordprocessingml/2006/main" xmlns:w14="http://schemas.microsoft.com/office/word/2010/wordml" xmlns:w15="http://schemas.microsoft.com/office/word/2012/wordml" xmlns:w16cex="http://schemas.microsoft.com/office/word/2018/wordml/cex" xmlns:w16cid="http://schemas.microsoft.com/office/word/2016/wordml/cid" xmlns:w16="http://schemas.microsoft.com/office/word/2018/wordml" xmlns:w16du="http://schemas.microsoft.com/office/word/2023/wordml/word16du" xmlns:w16sdtdh="http://schemas.microsoft.com/office/word/2020/wordml/sdtdatahash" xmlns:w16se="http://schemas.microsoft.com/office/word/2015/wordml/symex" mc:Ignorable="w14 w15 w16se w16cid w16 w16cex w16sdtdh w16du">
   <w:docDefaults>
     <w:rPrDefault>
       <w:rPr>
@@ -2374,7 +2549,7 @@
       </w:pPr>
     </w:pPrDefault>
   </w:docDefaults>
-  <w:latentStyles w:defLockedState="0" w:defUIPriority="99" w:defSemiHidden="0" w:defUnhideWhenUsed="0" w:defQFormat="0" w:count="371">
+  <w:latentStyles w:defLockedState="0" w:defUIPriority="99" w:defSemiHidden="0" w:defUnhideWhenUsed="0" w:defQFormat="0" w:count="376">
     <w:lsdException w:name="Normal" w:uiPriority="0" w:qFormat="1"/>
     <w:lsdException w:name="heading 1" w:uiPriority="9" w:qFormat="1"/>
     <w:lsdException w:name="heading 2" w:semiHidden="1" w:uiPriority="9" w:unhideWhenUsed="1" w:qFormat="1"/>
@@ -2746,6 +2921,11 @@
     <w:lsdException w:name="List Table 5 Dark Accent 6" w:uiPriority="50"/>
     <w:lsdException w:name="List Table 6 Colorful Accent 6" w:uiPriority="51"/>
     <w:lsdException w:name="List Table 7 Colorful Accent 6" w:uiPriority="52"/>
+    <w:lsdException w:name="Mention" w:semiHidden="1" w:unhideWhenUsed="1"/>
+    <w:lsdException w:name="Smart Hyperlink" w:semiHidden="1" w:unhideWhenUsed="1"/>
+    <w:lsdException w:name="Hashtag" w:semiHidden="1" w:unhideWhenUsed="1"/>
+    <w:lsdException w:name="Unresolved Mention" w:semiHidden="1" w:unhideWhenUsed="1"/>
+    <w:lsdException w:name="Smart Link" w:semiHidden="1" w:unhideWhenUsed="1"/>
   </w:latentStyles>
   <w:style w:type="paragraph" w:default="1" w:styleId="Standard">
     <w:name w:val="Normal"/>
